--- a/04_支援会社提出パッケージ/01_regulations_word/17_internal_audit_rules_draft.docx
+++ b/04_支援会社提出パッケージ/01_regulations_word/17_internal_audit_rules_draft.docx
@@ -341,6 +341,21 @@
     </w:p>
     <w:p>
       <w:pPr>
+        <w:pStyle w:val="ListNumber"/>
+        <w:spacing w:before="0" w:after="160" w:line="280" w:lineRule="auto"/>
+        <w:ind w:left="720" w:hanging="360"/>
+      </w:pPr>
+      <w:r>
+        <w:rPr>
+          <w:rFonts w:ascii="Arial Unicode MS" w:hAnsi="Arial Unicode MS" w:eastAsia="Arial Unicode MS" w:cs="Arial Unicode MS"/>
+          <w:b w:val="0"/>
+          <w:i w:val="0"/>
+        </w:rPr>
+        <w:t>内部監査を支援する外部専門家は現時点では未定とし、支援会社レビュー後、必要な専門性、独立性及び費用を踏まえて候補者又は候補会社を選定する。</w:t>
+      </w:r>
+    </w:p>
+    <w:p>
+      <w:pPr>
         <w:pStyle w:val="Heading2"/>
       </w:pPr>
       <w:r>
@@ -664,6 +679,21 @@
           <w:i w:val="0"/>
         </w:rPr>
         <w:t>その他上場準備上重要な事項</w:t>
+      </w:r>
+    </w:p>
+    <w:p>
+      <w:pPr>
+        <w:pStyle w:val="ListNumber"/>
+        <w:spacing w:before="0" w:after="160" w:line="280" w:lineRule="auto"/>
+        <w:ind w:left="720" w:hanging="360"/>
+      </w:pPr>
+      <w:r>
+        <w:rPr>
+          <w:rFonts w:ascii="Arial Unicode MS" w:hAnsi="Arial Unicode MS" w:eastAsia="Arial Unicode MS" w:cs="Arial Unicode MS"/>
+          <w:b w:val="0"/>
+          <w:i w:val="0"/>
+        </w:rPr>
+        <w:t>初年度の重点監査項目は、稟議及び職務権限、月次決算、予実管理、販売管理、購買管理、外注管理、反社会的勢力対応、与信管理、情報セキュリティ管理及び個人情報保護を中心とする。</w:t>
       </w:r>
     </w:p>
     <w:p>
@@ -1055,6 +1085,21 @@
     </w:p>
     <w:p>
       <w:pPr>
+        <w:pStyle w:val="ListNumber"/>
+        <w:spacing w:before="0" w:after="160" w:line="280" w:lineRule="auto"/>
+        <w:ind w:left="720" w:hanging="360"/>
+      </w:pPr>
+      <w:r>
+        <w:rPr>
+          <w:rFonts w:ascii="Arial Unicode MS" w:hAnsi="Arial Unicode MS" w:eastAsia="Arial Unicode MS" w:cs="Arial Unicode MS"/>
+          <w:b w:val="0"/>
+          <w:i w:val="0"/>
+        </w:rPr>
+        <w:t>内部監査資料は、Notion又はGoogle Driveその他管理部が指定する場所に保存する。</w:t>
+      </w:r>
+    </w:p>
+    <w:p>
+      <w:pPr>
         <w:pStyle w:val="Heading2"/>
       </w:pPr>
       <w:r>
@@ -1169,97 +1214,7 @@
           <w:b w:val="0"/>
           <w:i w:val="0"/>
         </w:rPr>
-        <w:t>内部監査責任者の候補者</w:t>
-      </w:r>
-    </w:p>
-    <w:p>
-      <w:pPr>
-        <w:pStyle w:val="ListBullet"/>
-        <w:spacing w:before="0" w:after="160" w:line="280" w:lineRule="auto"/>
-        <w:ind w:left="720" w:hanging="360"/>
-      </w:pPr>
-      <w:r>
-        <w:rPr>
-          <w:rFonts w:ascii="Arial Unicode MS" w:hAnsi="Arial Unicode MS" w:eastAsia="Arial Unicode MS" w:cs="Arial Unicode MS"/>
-          <w:b w:val="0"/>
-          <w:i w:val="0"/>
-        </w:rPr>
-        <w:t>内部監査担当者の候補者</w:t>
-      </w:r>
-    </w:p>
-    <w:p>
-      <w:pPr>
-        <w:pStyle w:val="ListBullet"/>
-        <w:spacing w:before="0" w:after="160" w:line="280" w:lineRule="auto"/>
-        <w:ind w:left="720" w:hanging="360"/>
-      </w:pPr>
-      <w:r>
-        <w:rPr>
-          <w:rFonts w:ascii="Arial Unicode MS" w:hAnsi="Arial Unicode MS" w:eastAsia="Arial Unicode MS" w:cs="Arial Unicode MS"/>
-          <w:b w:val="0"/>
-          <w:i w:val="0"/>
-        </w:rPr>
-        <w:t>外部専門家を活用するか</w:t>
-      </w:r>
-    </w:p>
-    <w:p>
-      <w:pPr>
-        <w:pStyle w:val="ListBullet"/>
-        <w:spacing w:before="0" w:after="160" w:line="280" w:lineRule="auto"/>
-        <w:ind w:left="720" w:hanging="360"/>
-      </w:pPr>
-      <w:r>
-        <w:rPr>
-          <w:rFonts w:ascii="Arial Unicode MS" w:hAnsi="Arial Unicode MS" w:eastAsia="Arial Unicode MS" w:cs="Arial Unicode MS"/>
-          <w:b w:val="0"/>
-          <w:i w:val="0"/>
-        </w:rPr>
-        <w:t>初回内部監査の実施時期</w:t>
-      </w:r>
-    </w:p>
-    <w:p>
-      <w:pPr>
-        <w:pStyle w:val="ListBullet"/>
-        <w:spacing w:before="0" w:after="160" w:line="280" w:lineRule="auto"/>
-        <w:ind w:left="720" w:hanging="360"/>
-      </w:pPr>
-      <w:r>
-        <w:rPr>
-          <w:rFonts w:ascii="Arial Unicode MS" w:hAnsi="Arial Unicode MS" w:eastAsia="Arial Unicode MS" w:cs="Arial Unicode MS"/>
-          <w:b w:val="0"/>
-          <w:i w:val="0"/>
-        </w:rPr>
-        <w:t>初年度の重点監査項目</w:t>
-      </w:r>
-    </w:p>
-    <w:p>
-      <w:pPr>
-        <w:pStyle w:val="ListBullet"/>
-        <w:spacing w:before="0" w:after="160" w:line="280" w:lineRule="auto"/>
-        <w:ind w:left="720" w:hanging="360"/>
-      </w:pPr>
-      <w:r>
-        <w:rPr>
-          <w:rFonts w:ascii="Arial Unicode MS" w:hAnsi="Arial Unicode MS" w:eastAsia="Arial Unicode MS" w:cs="Arial Unicode MS"/>
-          <w:b w:val="0"/>
-          <w:i w:val="0"/>
-        </w:rPr>
         <w:t>監査役選任後の連携方法</w:t>
-      </w:r>
-    </w:p>
-    <w:p>
-      <w:pPr>
-        <w:pStyle w:val="ListBullet"/>
-        <w:spacing w:before="0" w:after="160" w:line="280" w:lineRule="auto"/>
-        <w:ind w:left="720" w:hanging="360"/>
-      </w:pPr>
-      <w:r>
-        <w:rPr>
-          <w:rFonts w:ascii="Arial Unicode MS" w:hAnsi="Arial Unicode MS" w:eastAsia="Arial Unicode MS" w:cs="Arial Unicode MS"/>
-          <w:b w:val="0"/>
-          <w:i w:val="0"/>
-        </w:rPr>
-        <w:t>内部監査資料の保存場所</w:t>
       </w:r>
     </w:p>
     <w:p>
@@ -1302,7 +1257,7 @@
           <w:b w:val="0"/>
           <w:i w:val="0"/>
         </w:rPr>
-        <w:t>内部監査担当候補者は未確認。</w:t>
+        <w:t>社内の内部監査責任者及び内部監査担当者の候補者はいない。</w:t>
       </w:r>
     </w:p>
     <w:p>
@@ -1332,7 +1287,67 @@
           <w:b w:val="0"/>
           <w:i w:val="0"/>
         </w:rPr>
-        <w:t>初期は外部専門家又は被監査部門から独立した担当者の活用を検討する。</w:t>
+        <w:t>初期は外部専門家を活用する方針とする。</w:t>
+      </w:r>
+    </w:p>
+    <w:p>
+      <w:pPr>
+        <w:pStyle w:val="ListBullet"/>
+        <w:spacing w:before="0" w:after="160" w:line="280" w:lineRule="auto"/>
+        <w:ind w:left="720" w:hanging="360"/>
+      </w:pPr>
+      <w:r>
+        <w:rPr>
+          <w:rFonts w:ascii="Arial Unicode MS" w:hAnsi="Arial Unicode MS" w:eastAsia="Arial Unicode MS" w:cs="Arial Unicode MS"/>
+          <w:b w:val="0"/>
+          <w:i w:val="0"/>
+        </w:rPr>
+        <w:t>内部監査を支援する外部専門家は現時点では未定とする。</w:t>
+      </w:r>
+    </w:p>
+    <w:p>
+      <w:pPr>
+        <w:pStyle w:val="ListBullet"/>
+        <w:spacing w:before="0" w:after="160" w:line="280" w:lineRule="auto"/>
+        <w:ind w:left="720" w:hanging="360"/>
+      </w:pPr>
+      <w:r>
+        <w:rPr>
+          <w:rFonts w:ascii="Arial Unicode MS" w:hAnsi="Arial Unicode MS" w:eastAsia="Arial Unicode MS" w:cs="Arial Unicode MS"/>
+          <w:b w:val="0"/>
+          <w:i w:val="0"/>
+        </w:rPr>
+        <w:t>初回内部監査はN-1期中の下期に実施する想定とする。</w:t>
+      </w:r>
+    </w:p>
+    <w:p>
+      <w:pPr>
+        <w:pStyle w:val="ListBullet"/>
+        <w:spacing w:before="0" w:after="160" w:line="280" w:lineRule="auto"/>
+        <w:ind w:left="720" w:hanging="360"/>
+      </w:pPr>
+      <w:r>
+        <w:rPr>
+          <w:rFonts w:ascii="Arial Unicode MS" w:hAnsi="Arial Unicode MS" w:eastAsia="Arial Unicode MS" w:cs="Arial Unicode MS"/>
+          <w:b w:val="0"/>
+          <w:i w:val="0"/>
+        </w:rPr>
+        <w:t>初年度の重点監査項目は、稟議、職務権限、月次決算、予実管理、販売、購買、外注、反社、与信、情報セキュリティ及び個人情報を中心とする。</w:t>
+      </w:r>
+    </w:p>
+    <w:p>
+      <w:pPr>
+        <w:pStyle w:val="ListBullet"/>
+        <w:spacing w:before="0" w:after="160" w:line="280" w:lineRule="auto"/>
+        <w:ind w:left="720" w:hanging="360"/>
+      </w:pPr>
+      <w:r>
+        <w:rPr>
+          <w:rFonts w:ascii="Arial Unicode MS" w:hAnsi="Arial Unicode MS" w:eastAsia="Arial Unicode MS" w:cs="Arial Unicode MS"/>
+          <w:b w:val="0"/>
+          <w:i w:val="0"/>
+        </w:rPr>
+        <w:t>内部監査資料はNotion又はGoogle Driveに保存する。</w:t>
       </w:r>
     </w:p>
     <w:sectPr>
